--- a/02_TaskFlow_Literature_Review.docx
+++ b/02_TaskFlow_Literature_Review.docx
@@ -10,7 +10,7 @@
         <w:rPr>
           <w:b/>
           <w:color w:val="1F4E79"/>
-          <w:sz w:val="44"/>
+          <w:sz w:val="46"/>
         </w:rPr>
         <w:t>TaskFlow</w:t>
       </w:r>
@@ -21,10 +21,10 @@
       </w:pPr>
       <w:r>
         <w:rPr>
-          <w:i/>
-          <w:sz w:val="22"/>
+          <w:b/>
+          <w:sz w:val="28"/>
         </w:rPr>
-        <w:t>Literature Review and Comparative Analysis</w:t>
+        <w:t>2. Literature Review</w:t>
       </w:r>
     </w:p>
     <w:p>
@@ -33,19 +33,19 @@
       </w:pPr>
       <w:r>
         <w:rPr>
-          <w:b/>
+          <w:i/>
         </w:rPr>
         <w:t>DEPI Project 4 | Draft for team review</w:t>
       </w:r>
     </w:p>
     <w:p>
       <w:r>
-        <w:t>Document status: Draft. Replace bracketed placeholders with the team’s actual details and confirm any updated submission dates with the DEPI supervisor.</w:t>
+        <w:t>Prepared for review. Replace bracketed placeholders with confirmed team information. Do not treat proposed dates or roles as official until agreed with the team and supervisor.</w:t>
       </w:r>
     </w:p>
     <w:p>
       <w:r>
-        <w:t>Purpose: review comparable project-management products and extract design implications for TaskFlow. This is a product/feature review based on publicly available vendor documentation, not a peer-reviewed academic literature review. Confirm with the DEPI supervisor whether scholarly papers are also required.</w:t>
+        <w:t>This document follows the supplied DEPI Project Documentation Guidelines, which list Feedback &amp; Evaluation, Suggested Improvements, and Final Grading Criteria under this section. Actual lecturer feedback and the official grading rubric were not included in the supplied material; therefore, the relevant parts below are prepared as structured placeholders for completion when that information is available.</w:t>
       </w:r>
     </w:p>
     <w:p>
@@ -53,109 +53,12 @@
         <w:pStyle w:val="Heading1"/>
       </w:pPr>
       <w:r>
-        <w:t>1. Review Questions</w:t>
-      </w:r>
-    </w:p>
-    <w:p>
-      <w:pPr>
-        <w:pStyle w:val="ListBullet"/>
-      </w:pPr>
-      <w:r>
-        <w:t>Which common features help teams organize tasks and monitor progress?</w:t>
-      </w:r>
-    </w:p>
-    <w:p>
-      <w:pPr>
-        <w:pStyle w:val="ListBullet"/>
-      </w:pPr>
-      <w:r>
-        <w:t>How do visual boards and timeline/Gantt views support different planning needs?</w:t>
-      </w:r>
-    </w:p>
-    <w:p>
-      <w:pPr>
-        <w:pStyle w:val="ListBullet"/>
-      </w:pPr>
-      <w:r>
-        <w:t>Which collaboration and reporting features should TaskFlow prioritize for its MVP?</w:t>
-      </w:r>
-    </w:p>
-    <w:p>
-      <w:pPr>
-        <w:pStyle w:val="ListBullet"/>
-      </w:pPr>
-      <w:r>
-        <w:t>How can TaskFlow keep its initial scope achievable while allowing future expansion?</w:t>
-      </w:r>
-    </w:p>
-    <w:p>
-      <w:pPr>
-        <w:pStyle w:val="Heading1"/>
-      </w:pPr>
-      <w:r>
-        <w:t>2. Comparable Systems</w:t>
-      </w:r>
-    </w:p>
-    <w:p>
-      <w:pPr>
-        <w:pStyle w:val="Heading2"/>
-      </w:pPr>
-      <w:r>
-        <w:t>2.1 Trello / Kanban-style task boards</w:t>
+        <w:t>2.1 Feedback &amp; Evaluation — Lecturer’s Assessment of the Project</w:t>
       </w:r>
     </w:p>
     <w:p>
       <w:r>
-        <w:t>Kanban-style boards represent workflow stages as columns and work items as cards. This makes current task status visible and supports moving work through a process. For TaskFlow, the key design implication is to implement clear columns (To Do, In Progress, Review, Done), show task title/priority/assignee, and persist every move to the database. Drag-and-drop should be added only after basic status updates work reliably.</w:t>
-      </w:r>
-    </w:p>
-    <w:p>
-      <w:r>
-        <w:t>Source note: this section describes the Kanban-board pattern in general; a dedicated Trello product citation should be added if the supervisor requires a source specifically about Trello.</w:t>
-      </w:r>
-    </w:p>
-    <w:p>
-      <w:pPr>
-        <w:pStyle w:val="Heading2"/>
-      </w:pPr>
-      <w:r>
-        <w:t>2.2 Jira</w:t>
-      </w:r>
-    </w:p>
-    <w:p>
-      <w:r>
-        <w:t>Atlassian’s getting-started guide describes Jira as supporting multiple work views, including lists, timelines, calendars, and boards; it distinguishes Scrum boards for sprint-based work from Kanban boards for continuous flow. This suggests TaskFlow should make the selected workflow explicit and avoid implementing Scrum velocity/burndown reporting before the basic board and task model are stable.</w:t>
-      </w:r>
-    </w:p>
-    <w:p>
-      <w:r>
-        <w:t>Source: Atlassian, “Get Started with Jira: A Comprehensive Beginner’s Guide.” https://wac-cdn.atlassian.com/software/jira/guides/getting-started/introduction</w:t>
-      </w:r>
-    </w:p>
-    <w:p>
-      <w:pPr>
-        <w:pStyle w:val="Heading2"/>
-      </w:pPr>
-      <w:r>
-        <w:t>2.3 Asana</w:t>
-      </w:r>
-    </w:p>
-    <w:p>
-      <w:r>
-        <w:t>Asana’s official project-management materials describe organizing work into projects and tasks, assigning owners and due dates, and using multiple views such as list, board, calendar, timeline, and Gantt. Its documentation also highlights task descriptions, subtasks, comments, attachments, dependencies, and templates. For TaskFlow, this supports a phased design: first create reliable project/task records and clear ownership, then add alternate views, dependencies, and templates as advanced features.</w:t>
-      </w:r>
-    </w:p>
-    <w:p>
-      <w:r>
-        <w:t>Sources: Asana, “Project management.” https://asana.com/features/project-management ; Asana, “Project views.” https://asana.com/product/timeline ; Asana Help Center, “Using Asana for project management.” https://help.asana.com/s/article/managing-projects</w:t>
-      </w:r>
-    </w:p>
-    <w:p>
-      <w:pPr>
-        <w:pStyle w:val="Heading1"/>
-      </w:pPr>
-      <w:r>
-        <w:t>3. Feature Comparison</w:t>
+        <w:t>Status: Pending lecturer feedback. No lecturer assessment has been provided yet, so this section must not be presented as completed feedback.</w:t>
       </w:r>
     </w:p>
     <w:tbl>
@@ -165,53 +68,41 @@
         <w:tblLook w:firstColumn="1" w:firstRow="1" w:lastColumn="0" w:lastRow="0" w:noHBand="0" w:noVBand="1" w:val="04A0"/>
       </w:tblPr>
       <w:tblGrid>
-        <w:gridCol w:w="2520"/>
-        <w:gridCol w:w="2520"/>
-        <w:gridCol w:w="2520"/>
-        <w:gridCol w:w="2520"/>
+        <w:gridCol w:w="3312"/>
+        <w:gridCol w:w="3312"/>
+        <w:gridCol w:w="3312"/>
       </w:tblGrid>
       <w:tr>
         <w:tc>
           <w:tcPr>
-            <w:tcW w:type="dxa" w:w="2520"/>
+            <w:tcW w:type="dxa" w:w="3312"/>
             <w:shd w:fill="D9EAF7"/>
           </w:tcPr>
           <w:p>
             <w:r>
-              <w:t>Capability</w:t>
+              <w:t>Evaluation area</w:t>
             </w:r>
           </w:p>
         </w:tc>
         <w:tc>
           <w:tcPr>
-            <w:tcW w:type="dxa" w:w="2520"/>
+            <w:tcW w:type="dxa" w:w="3312"/>
             <w:shd w:fill="D9EAF7"/>
           </w:tcPr>
           <w:p>
             <w:r>
-              <w:t>Jira (vendor guide)</w:t>
+              <w:t>Feedback / assessment</w:t>
             </w:r>
           </w:p>
         </w:tc>
         <w:tc>
           <w:tcPr>
-            <w:tcW w:type="dxa" w:w="2520"/>
+            <w:tcW w:type="dxa" w:w="3312"/>
             <w:shd w:fill="D9EAF7"/>
           </w:tcPr>
           <w:p>
             <w:r>
-              <w:t>Asana (vendor pages)</w:t>
-            </w:r>
-          </w:p>
-        </w:tc>
-        <w:tc>
-          <w:tcPr>
-            <w:tcW w:type="dxa" w:w="2520"/>
-            <w:shd w:fill="D9EAF7"/>
-          </w:tcPr>
-          <w:p>
-            <w:r>
-              <w:t>TaskFlow implication</w:t>
+              <w:t>Action required</w:t>
             </w:r>
           </w:p>
         </w:tc>
@@ -219,41 +110,31 @@
       <w:tr>
         <w:tc>
           <w:tcPr>
-            <w:tcW w:type="dxa" w:w="2520"/>
+            <w:tcW w:type="dxa" w:w="3312"/>
           </w:tcPr>
           <w:p>
             <w:r>
-              <w:t>Boards / workflow</w:t>
+              <w:t>Project idea and relevance</w:t>
             </w:r>
           </w:p>
         </w:tc>
         <w:tc>
           <w:tcPr>
-            <w:tcW w:type="dxa" w:w="2520"/>
+            <w:tcW w:type="dxa" w:w="3312"/>
           </w:tcPr>
           <w:p>
             <w:r>
-              <w:t>Boards; Scrum and Kanban approaches</w:t>
+              <w:t>[To be completed after lecturer review]</w:t>
             </w:r>
           </w:p>
         </w:tc>
         <w:tc>
           <w:tcPr>
-            <w:tcW w:type="dxa" w:w="2520"/>
+            <w:tcW w:type="dxa" w:w="3312"/>
           </w:tcPr>
           <w:p>
             <w:r>
-              <w:t>Board view with workflow stages</w:t>
-            </w:r>
-          </w:p>
-        </w:tc>
-        <w:tc>
-          <w:tcPr>
-            <w:tcW w:type="dxa" w:w="2520"/>
-          </w:tcPr>
-          <w:p>
-            <w:r>
-              <w:t>MVP: Kanban columns and task status</w:t>
+              <w:t>Record the lecturer’s comments on the project problem and relevance.</w:t>
             </w:r>
           </w:p>
         </w:tc>
@@ -261,41 +142,31 @@
       <w:tr>
         <w:tc>
           <w:tcPr>
-            <w:tcW w:type="dxa" w:w="2520"/>
+            <w:tcW w:type="dxa" w:w="3312"/>
           </w:tcPr>
           <w:p>
             <w:r>
-              <w:t>Task ownership</w:t>
+              <w:t>Scope and feasibility</w:t>
             </w:r>
           </w:p>
         </w:tc>
         <w:tc>
           <w:tcPr>
-            <w:tcW w:type="dxa" w:w="2520"/>
+            <w:tcW w:type="dxa" w:w="3312"/>
           </w:tcPr>
           <w:p>
             <w:r>
-              <w:t>Work/issue tracking across team workflows</w:t>
+              <w:t>[To be completed after lecturer review]</w:t>
             </w:r>
           </w:p>
         </w:tc>
         <w:tc>
           <w:tcPr>
-            <w:tcW w:type="dxa" w:w="2520"/>
+            <w:tcW w:type="dxa" w:w="3312"/>
           </w:tcPr>
           <w:p>
             <w:r>
-              <w:t>Owners, due dates, subtasks, comments</w:t>
-            </w:r>
-          </w:p>
-        </w:tc>
-        <w:tc>
-          <w:tcPr>
-            <w:tcW w:type="dxa" w:w="2520"/>
-          </w:tcPr>
-          <w:p>
-            <w:r>
-              <w:t>MVP: assignee, due date, priority, description</w:t>
+              <w:t>Record whether the proposed MVP and advanced scope are realistic.</w:t>
             </w:r>
           </w:p>
         </w:tc>
@@ -303,41 +174,31 @@
       <w:tr>
         <w:tc>
           <w:tcPr>
-            <w:tcW w:type="dxa" w:w="2520"/>
+            <w:tcW w:type="dxa" w:w="3312"/>
           </w:tcPr>
           <w:p>
             <w:r>
-              <w:t>Multiple views</w:t>
+              <w:t>Architecture and technology choices</w:t>
             </w:r>
           </w:p>
         </w:tc>
         <w:tc>
           <w:tcPr>
-            <w:tcW w:type="dxa" w:w="2520"/>
+            <w:tcW w:type="dxa" w:w="3312"/>
           </w:tcPr>
           <w:p>
             <w:r>
-              <w:t>List, board, timeline, calendar</w:t>
+              <w:t>[To be completed after lecturer review]</w:t>
             </w:r>
           </w:p>
         </w:tc>
         <w:tc>
           <w:tcPr>
-            <w:tcW w:type="dxa" w:w="2520"/>
+            <w:tcW w:type="dxa" w:w="3312"/>
           </w:tcPr>
           <w:p>
             <w:r>
-              <w:t>List, board, calendar, timeline/Gantt</w:t>
-            </w:r>
-          </w:p>
-        </w:tc>
-        <w:tc>
-          <w:tcPr>
-            <w:tcW w:type="dxa" w:w="2520"/>
-          </w:tcPr>
-          <w:p>
-            <w:r>
-              <w:t>Later: Gantt view after task dates are stable</w:t>
+              <w:t>Record any requested changes to ASP.NET Core MVC, EF Core, Identity, SignalR, or Azure.</w:t>
             </w:r>
           </w:p>
         </w:tc>
@@ -345,41 +206,160 @@
       <w:tr>
         <w:tc>
           <w:tcPr>
-            <w:tcW w:type="dxa" w:w="2520"/>
+            <w:tcW w:type="dxa" w:w="3312"/>
           </w:tcPr>
           <w:p>
             <w:r>
-              <w:t>Dependencies</w:t>
+              <w:t>Documentation and presentation</w:t>
             </w:r>
           </w:p>
         </w:tc>
         <w:tc>
           <w:tcPr>
-            <w:tcW w:type="dxa" w:w="2520"/>
+            <w:tcW w:type="dxa" w:w="3312"/>
           </w:tcPr>
           <w:p>
             <w:r>
-              <w:t>Project tracking capabilities; details depend on setup</w:t>
+              <w:t>[To be completed after lecturer review]</w:t>
             </w:r>
           </w:p>
         </w:tc>
         <w:tc>
           <w:tcPr>
-            <w:tcW w:type="dxa" w:w="2520"/>
+            <w:tcW w:type="dxa" w:w="3312"/>
           </w:tcPr>
           <w:p>
             <w:r>
-              <w:t>Dependencies described in official help</w:t>
+              <w:t>Record comments on clarity, completeness, diagrams, and presentation.</w:t>
+            </w:r>
+          </w:p>
+        </w:tc>
+      </w:tr>
+    </w:tbl>
+    <w:p>
+      <w:pPr>
+        <w:pStyle w:val="Heading1"/>
+      </w:pPr>
+      <w:r>
+        <w:t>2.2 Suggested Improvements — Areas Where the Project Can Be Enhanced</w:t>
+      </w:r>
+    </w:p>
+    <w:p>
+      <w:r>
+        <w:t>The following are the team’s proposed improvements based on the TaskFlow project description. They are proposals, not lecturer feedback.</w:t>
+      </w:r>
+    </w:p>
+    <w:p>
+      <w:pPr>
+        <w:pStyle w:val="ListBullet"/>
+      </w:pPr>
+      <w:r>
+        <w:t>Deliver the core workflow first: authentication, project creation, task management, and Kanban status updates.</w:t>
+      </w:r>
+    </w:p>
+    <w:p>
+      <w:pPr>
+        <w:pStyle w:val="ListBullet"/>
+      </w:pPr>
+      <w:r>
+        <w:t>Define role permissions clearly for Owner, Admin, Member, and Viewer, and enforce them on the server.</w:t>
+      </w:r>
+    </w:p>
+    <w:p>
+      <w:pPr>
+        <w:pStyle w:val="ListBullet"/>
+      </w:pPr>
+      <w:r>
+        <w:t>Use a consistent task-status model and validate permitted transitions before adding drag-and-drop behavior.</w:t>
+      </w:r>
+    </w:p>
+    <w:p>
+      <w:pPr>
+        <w:pStyle w:val="ListBullet"/>
+      </w:pPr>
+      <w:r>
+        <w:t>Add comments and activity history after core task operations are reliable; introduce SignalR real-time updates in a later increment.</w:t>
+      </w:r>
+    </w:p>
+    <w:p>
+      <w:pPr>
+        <w:pStyle w:val="ListBullet"/>
+      </w:pPr>
+      <w:r>
+        <w:t>Treat Gantt charts, time tracking, automation, advanced analytics, and Azure deployment as later milestones unless the supervisor identifies them as mandatory.</w:t>
+      </w:r>
+    </w:p>
+    <w:p>
+      <w:pPr>
+        <w:pStyle w:val="ListBullet"/>
+      </w:pPr>
+      <w:r>
+        <w:t>Create test cases for project access, task creation, task status changes, and role permissions.</w:t>
+      </w:r>
+    </w:p>
+    <w:p>
+      <w:pPr>
+        <w:pStyle w:val="ListBullet"/>
+      </w:pPr>
+      <w:r>
+        <w:t>Review usability with team members and record actual feedback before claiming the interface has been evaluated.</w:t>
+      </w:r>
+    </w:p>
+    <w:p>
+      <w:pPr>
+        <w:pStyle w:val="Heading1"/>
+      </w:pPr>
+      <w:r>
+        <w:t>2.3 Final Grading Criteria — Marks Based on Documentation, Implementation, Testing, and Presentation</w:t>
+      </w:r>
+    </w:p>
+    <w:p>
+      <w:r>
+        <w:t>The supplied guideline says grading is based on documentation, implementation, testing, and presentation, but it does not provide mark weights or a detailed rubric. The table below is a tracking checklist only; it is not an official grading breakdown.</w:t>
+      </w:r>
+    </w:p>
+    <w:tbl>
+      <w:tblPr>
+        <w:tblStyle w:val="TableGrid"/>
+        <w:tblW w:type="auto" w:w="0"/>
+        <w:tblLook w:firstColumn="1" w:firstRow="1" w:lastColumn="0" w:lastRow="0" w:noHBand="0" w:noVBand="1" w:val="04A0"/>
+      </w:tblPr>
+      <w:tblGrid>
+        <w:gridCol w:w="3312"/>
+        <w:gridCol w:w="3312"/>
+        <w:gridCol w:w="3312"/>
+      </w:tblGrid>
+      <w:tr>
+        <w:tc>
+          <w:tcPr>
+            <w:tcW w:type="dxa" w:w="3312"/>
+            <w:shd w:fill="D9EAF7"/>
+          </w:tcPr>
+          <w:p>
+            <w:r>
+              <w:t>Area named in guideline</w:t>
             </w:r>
           </w:p>
         </w:tc>
         <w:tc>
           <w:tcPr>
-            <w:tcW w:type="dxa" w:w="2520"/>
+            <w:tcW w:type="dxa" w:w="3312"/>
+            <w:shd w:fill="D9EAF7"/>
           </w:tcPr>
           <w:p>
             <w:r>
-              <w:t>Advanced: model dependencies and validate dates</w:t>
+              <w:t>Evidence to prepare</w:t>
+            </w:r>
+          </w:p>
+        </w:tc>
+        <w:tc>
+          <w:tcPr>
+            <w:tcW w:type="dxa" w:w="3312"/>
+            <w:shd w:fill="D9EAF7"/>
+          </w:tcPr>
+          <w:p>
+            <w:r>
+              <w:t>Official weight / mark</w:t>
             </w:r>
           </w:p>
         </w:tc>
@@ -387,41 +367,31 @@
       <w:tr>
         <w:tc>
           <w:tcPr>
-            <w:tcW w:type="dxa" w:w="2520"/>
+            <w:tcW w:type="dxa" w:w="3312"/>
           </w:tcPr>
           <w:p>
             <w:r>
-              <w:t>Reporting / planning</w:t>
+              <w:t>Documentation</w:t>
             </w:r>
           </w:p>
         </w:tc>
         <w:tc>
           <w:tcPr>
-            <w:tcW w:type="dxa" w:w="2520"/>
+            <w:tcW w:type="dxa" w:w="3312"/>
           </w:tcPr>
           <w:p>
             <w:r>
-              <w:t>Agile-oriented work tracking</w:t>
+              <w:t>Planning document, requirements, design diagrams, setup guide, technical documentation and user manual</w:t>
             </w:r>
           </w:p>
         </w:tc>
         <w:tc>
           <w:tcPr>
-            <w:tcW w:type="dxa" w:w="2520"/>
+            <w:tcW w:type="dxa" w:w="3312"/>
           </w:tcPr>
           <w:p>
             <w:r>
-              <w:t>Progress, timeline, workload and other views</w:t>
-            </w:r>
-          </w:p>
-        </w:tc>
-        <w:tc>
-          <w:tcPr>
-            <w:tcW w:type="dxa" w:w="2520"/>
-          </w:tcPr>
-          <w:p>
-            <w:r>
-              <w:t>Start with basic status dashboard; expand later</w:t>
+              <w:t>[Not provided — ask supervisor]</w:t>
             </w:r>
           </w:p>
         </w:tc>
@@ -429,49 +399,130 @@
       <w:tr>
         <w:tc>
           <w:tcPr>
-            <w:tcW w:type="dxa" w:w="2520"/>
+            <w:tcW w:type="dxa" w:w="3312"/>
           </w:tcPr>
           <w:p>
             <w:r>
-              <w:t>Collaboration</w:t>
+              <w:t>Implementation</w:t>
             </w:r>
           </w:p>
         </w:tc>
         <w:tc>
           <w:tcPr>
-            <w:tcW w:type="dxa" w:w="2520"/>
+            <w:tcW w:type="dxa" w:w="3312"/>
           </w:tcPr>
           <w:p>
             <w:r>
-              <w:t>Integrations and shared work tracking</w:t>
+              <w:t>Source code, working application, database integration, implemented features and Git history</w:t>
             </w:r>
           </w:p>
         </w:tc>
         <w:tc>
           <w:tcPr>
-            <w:tcW w:type="dxa" w:w="2520"/>
+            <w:tcW w:type="dxa" w:w="3312"/>
           </w:tcPr>
           <w:p>
             <w:r>
-              <w:t>Comments, attachments, notifications</w:t>
+              <w:t>[Not provided — ask supervisor]</w:t>
+            </w:r>
+          </w:p>
+        </w:tc>
+      </w:tr>
+      <w:tr>
+        <w:tc>
+          <w:tcPr>
+            <w:tcW w:type="dxa" w:w="3312"/>
+          </w:tcPr>
+          <w:p>
+            <w:r>
+              <w:t>Testing</w:t>
             </w:r>
           </w:p>
         </w:tc>
         <w:tc>
           <w:tcPr>
-            <w:tcW w:type="dxa" w:w="2520"/>
+            <w:tcW w:type="dxa" w:w="3312"/>
           </w:tcPr>
           <w:p>
             <w:r>
-              <w:t>Add comments first; SignalR and notifications later</w:t>
+              <w:t>Test plan, test cases, execution results, defect log and evidence of fixes</w:t>
+            </w:r>
+          </w:p>
+        </w:tc>
+        <w:tc>
+          <w:tcPr>
+            <w:tcW w:type="dxa" w:w="3312"/>
+          </w:tcPr>
+          <w:p>
+            <w:r>
+              <w:t>[Not provided — ask supervisor]</w:t>
+            </w:r>
+          </w:p>
+        </w:tc>
+      </w:tr>
+      <w:tr>
+        <w:tc>
+          <w:tcPr>
+            <w:tcW w:type="dxa" w:w="3312"/>
+          </w:tcPr>
+          <w:p>
+            <w:r>
+              <w:t>Presentation</w:t>
+            </w:r>
+          </w:p>
+        </w:tc>
+        <w:tc>
+          <w:tcPr>
+            <w:tcW w:type="dxa" w:w="3312"/>
+          </w:tcPr>
+          <w:p>
+            <w:r>
+              <w:t>Slides, project demonstration, explanation of architecture and implemented workflow</w:t>
+            </w:r>
+          </w:p>
+        </w:tc>
+        <w:tc>
+          <w:tcPr>
+            <w:tcW w:type="dxa" w:w="3312"/>
+          </w:tcPr>
+          <w:p>
+            <w:r>
+              <w:t>[Not provided — ask supervisor]</w:t>
             </w:r>
           </w:p>
         </w:tc>
       </w:tr>
     </w:tbl>
     <w:p>
+      <w:pPr>
+        <w:pStyle w:val="Heading1"/>
+      </w:pPr>
       <w:r>
-        <w:t>This is a high-level comparison of publicly described features, not a full hands-on benchmark. Feature availability may vary by product plan and configuration.</w:t>
+        <w:t>Information Needed to Finalize This Section</w:t>
+      </w:r>
+    </w:p>
+    <w:p>
+      <w:pPr>
+        <w:pStyle w:val="ListBullet"/>
+      </w:pPr>
+      <w:r>
+        <w:t>Lecturer’s actual comments or evaluation, once received.</w:t>
+      </w:r>
+    </w:p>
+    <w:p>
+      <w:pPr>
+        <w:pStyle w:val="ListBullet"/>
+      </w:pPr>
+      <w:r>
+        <w:t>Official DEPI grading rubric with mark weights, if one exists.</w:t>
+      </w:r>
+    </w:p>
+    <w:p>
+      <w:pPr>
+        <w:pStyle w:val="ListBullet"/>
+      </w:pPr>
+      <w:r>
+        <w:t>Any required academic literature sources or citation style, if the supervisor expects these under this heading.</w:t>
       </w:r>
     </w:p>
     <w:p>
@@ -479,193 +530,17 @@
         <w:pStyle w:val="Heading1"/>
       </w:pPr>
       <w:r>
-        <w:t>4. Findings and Design Implications</w:t>
-      </w:r>
-    </w:p>
-    <w:p>
-      <w:pPr>
-        <w:pStyle w:val="ListBullet"/>
-      </w:pPr>
-      <w:r>
-        <w:t>A shared project/task model is the foundation: task title, description, status, priority, due date, and owner should be designed before advanced UI features.</w:t>
-      </w:r>
-    </w:p>
-    <w:p>
-      <w:pPr>
-        <w:pStyle w:val="ListBullet"/>
-      </w:pPr>
-      <w:r>
-        <w:t>Kanban is an appropriate MVP view because it directly communicates workflow status and is simpler than supporting several synchronized views at once.</w:t>
-      </w:r>
-    </w:p>
-    <w:p>
-      <w:pPr>
-        <w:pStyle w:val="ListBullet"/>
-      </w:pPr>
-      <w:r>
-        <w:t>Multiple views should reuse the same underlying task data; avoid duplicating task records for board and Gantt displays.</w:t>
-      </w:r>
-    </w:p>
-    <w:p>
-      <w:pPr>
-        <w:pStyle w:val="ListBullet"/>
-      </w:pPr>
-      <w:r>
-        <w:t>Comments and activity history can improve accountability, but real-time presence and collaborative conflict resolution should be deferred until normal updates are reliable.</w:t>
-      </w:r>
-    </w:p>
-    <w:p>
-      <w:pPr>
-        <w:pStyle w:val="ListBullet"/>
-      </w:pPr>
-      <w:r>
-        <w:t>TaskFlow should prioritize a small, tested workflow over attempting every feature offered by mature commercial products.</w:t>
-      </w:r>
-    </w:p>
-    <w:p>
-      <w:pPr>
-        <w:pStyle w:val="ListBullet"/>
-      </w:pPr>
-      <w:r>
-        <w:t>Use the proposed layered architecture to separate presentation, business rules, and persistence; patterns should be applied where they solve a real problem rather than added only for appearance.</w:t>
-      </w:r>
-    </w:p>
-    <w:p>
-      <w:pPr>
-        <w:pStyle w:val="Heading1"/>
-      </w:pPr>
-      <w:r>
-        <w:t>5. Proposed Gap / Opportunity</w:t>
+        <w:t>References / Source Basis</w:t>
       </w:r>
     </w:p>
     <w:p>
       <w:r>
-        <w:t>TaskFlow’s opportunity in this academic project is not to claim it will outperform mature commercial tools. Instead, it will demonstrate an integrated, understandable workflow for a small team: project setup, task ownership, Kanban status tracking, comments/activity history, and a basic progress dashboard, with a documented path toward real-time collaboration and Gantt planning.</w:t>
-      </w:r>
-    </w:p>
-    <w:p>
-      <w:pPr>
-        <w:pStyle w:val="Heading1"/>
-      </w:pPr>
-      <w:r>
-        <w:t>6. Limitations</w:t>
-      </w:r>
-    </w:p>
-    <w:p>
-      <w:pPr>
-        <w:pStyle w:val="ListBullet"/>
-      </w:pPr>
-      <w:r>
-        <w:t>This review primarily uses vendor documentation, which describes intended features and is not independent evidence of usability or productivity impact.</w:t>
-      </w:r>
-    </w:p>
-    <w:p>
-      <w:pPr>
-        <w:pStyle w:val="ListBullet"/>
-      </w:pPr>
-      <w:r>
-        <w:t>No user interviews, surveys, or controlled usability tests have been conducted yet.</w:t>
-      </w:r>
-    </w:p>
-    <w:p>
-      <w:pPr>
-        <w:pStyle w:val="ListBullet"/>
-      </w:pPr>
-      <w:r>
-        <w:t>No peer-reviewed academic papers have been reviewed in this draft.</w:t>
-      </w:r>
-    </w:p>
-    <w:p>
-      <w:pPr>
-        <w:pStyle w:val="ListBullet"/>
-      </w:pPr>
-      <w:r>
-        <w:t>The review does not verify pricing, exact plan entitlements, or every feature in the competing products.</w:t>
-      </w:r>
-    </w:p>
-    <w:p>
-      <w:pPr>
-        <w:pStyle w:val="Heading1"/>
-      </w:pPr>
-      <w:r>
-        <w:t>7. Recommended Further Work</w:t>
-      </w:r>
-    </w:p>
-    <w:p>
-      <w:pPr>
-        <w:pStyle w:val="ListBullet"/>
-      </w:pPr>
-      <w:r>
-        <w:t>Ask the supervisor whether academic papers and formal citation style are mandatory.</w:t>
-      </w:r>
-    </w:p>
-    <w:p>
-      <w:pPr>
-        <w:pStyle w:val="ListBullet"/>
-      </w:pPr>
-      <w:r>
-        <w:t>If required, add 3–5 credible academic or practitioner sources about Kanban, software project management, collaboration, and usability.</w:t>
-      </w:r>
-    </w:p>
-    <w:p>
-      <w:pPr>
-        <w:pStyle w:val="ListBullet"/>
-      </w:pPr>
-      <w:r>
-        <w:t>Ask 3–5 potential users what task/project information they need most; record questions and findings without inventing results.</w:t>
-      </w:r>
-    </w:p>
-    <w:p>
-      <w:pPr>
-        <w:pStyle w:val="ListBullet"/>
-      </w:pPr>
-      <w:r>
-        <w:t>Convert the findings into a prioritized requirements list and use the findings to justify MVP scope.</w:t>
-      </w:r>
-    </w:p>
-    <w:p>
-      <w:pPr>
-        <w:pStyle w:val="Heading1"/>
-      </w:pPr>
-      <w:r>
-        <w:t>References</w:t>
-      </w:r>
-    </w:p>
-    <w:p>
-      <w:pPr>
-        <w:pStyle w:val="ListNumber"/>
-      </w:pPr>
-      <w:r>
-        <w:t>Atlassian. (n.d.). Get Started with Jira: A Comprehensive Beginner’s Guide. https://wac-cdn.atlassian.com/software/jira/guides/getting-started/introduction</w:t>
-      </w:r>
-    </w:p>
-    <w:p>
-      <w:pPr>
-        <w:pStyle w:val="ListNumber"/>
-      </w:pPr>
-      <w:r>
-        <w:t>Asana. (n.d.). Project management. https://asana.com/features/project-management</w:t>
-      </w:r>
-    </w:p>
-    <w:p>
-      <w:pPr>
-        <w:pStyle w:val="ListNumber"/>
-      </w:pPr>
-      <w:r>
-        <w:t>Asana. (n.d.). Explore Project Views. https://asana.com/product/timeline</w:t>
-      </w:r>
-    </w:p>
-    <w:p>
-      <w:pPr>
-        <w:pStyle w:val="ListNumber"/>
-      </w:pPr>
-      <w:r>
-        <w:t>Asana Help Center. (n.d.). Using Asana for project management. https://help.asana.com/s/article/managing-projects</w:t>
+        <w:t>Primary source: the DEPI Project Documentation Guidelines excerpt supplied by the project team. This document does not add unverified lecturer feedback or invent grading percentages.</w:t>
       </w:r>
     </w:p>
     <w:sectPr>
       <w:pgSz w:w="12240" w:h="15840"/>
-      <w:pgMar w:top="1008" w:right="1080" w:bottom="1008" w:left="1080" w:header="720" w:footer="720" w:gutter="0"/>
+      <w:pgMar w:top="1008" w:right="1152" w:bottom="1008" w:left="1152" w:header="720" w:footer="720" w:gutter="0"/>
       <w:cols w:space="720"/>
       <w:docGrid w:linePitch="360"/>
     </w:sectPr>
@@ -1104,7 +979,7 @@
       <w:b/>
       <w:bCs/>
       <w:color w:val="1F4E79"/>
-      <w:sz w:val="32"/>
+      <w:sz w:val="30"/>
       <w:szCs w:val="28"/>
     </w:rPr>
   </w:style>
